--- a/PUBLISHED/biol-8/ALL_FILES/module-15-cardiopulmonary-system-keys-to-success.docx
+++ b/PUBLISHED/biol-8/ALL_FILES/module-15-cardiopulmonary-system-keys-to-success.docx
@@ -19,7 +19,7 @@
     </w:p>
     <w:p>
       <w:r>
-        <w:t>Identify the four chambers of the heart and the major vessels connected to them.  Trace the path of blood through the pulmonary and systemic circuits.  Understand the role of heart valves in preventing backflow and producing heart sounds ("lub-dup").   2. Blood Vessels and Blood Pressure</w:t>
+        <w:t>Identify the four chambers of the heart and the major vessels connected to them.  Trace the path of blood through the pulmonary and systemic circuits.  Understand the role of heart valves in preventing backflow and producing heart sounds ("lub-dup").  Explain the electrical conduction system of the heart (SA node, AV node, Purkinje fibers) that coordinates the heartbeat.   2. Blood Vessels and Blood Pressure</w:t>
       </w:r>
     </w:p>
     <w:p>

--- a/PUBLISHED/biol-8/ALL_FILES/module-15-cardiopulmonary-system-keys-to-success.docx
+++ b/PUBLISHED/biol-8/ALL_FILES/module-15-cardiopulmonary-system-keys-to-success.docx
@@ -3,43 +3,297 @@
 <w:document xmlns:wpc="http://schemas.microsoft.com/office/word/2010/wordprocessingCanvas" xmlns:mo="http://schemas.microsoft.com/office/mac/office/2008/main" xmlns:mc="http://schemas.openxmlformats.org/markup-compatibility/2006" xmlns:mv="urn:schemas-microsoft-com:mac:vml" xmlns:o="urn:schemas-microsoft-com:office:office" xmlns:r="http://schemas.openxmlformats.org/officeDocument/2006/relationships" xmlns:m="http://schemas.openxmlformats.org/officeDocument/2006/math" xmlns:v="urn:schemas-microsoft-com:vml" xmlns:wp14="http://schemas.microsoft.com/office/word/2010/wordprocessingDrawing" xmlns:wp="http://schemas.openxmlformats.org/drawingml/2006/wordprocessingDrawing" xmlns:w10="urn:schemas-microsoft-com:office:word" xmlns:w="http://schemas.openxmlformats.org/wordprocessingml/2006/main" xmlns:w14="http://schemas.microsoft.com/office/word/2010/wordml" xmlns:wpg="http://schemas.microsoft.com/office/word/2010/wordprocessingGroup" xmlns:wpi="http://schemas.microsoft.com/office/word/2010/wordprocessingInk" xmlns:wne="http://schemas.microsoft.com/office/word/2006/wordml" xmlns:wps="http://schemas.microsoft.com/office/word/2010/wordprocessingShape" mc:Ignorable="w14 wp14">
   <w:body>
     <w:p>
+      <w:pPr>
+        <w:pStyle w:val="Heading1"/>
+      </w:pPr>
       <w:r>
         <w:t>Module 15: Cardiopulmonary System — Keys to Success</w:t>
       </w:r>
     </w:p>
     <w:p>
+      <w:pPr>
+        <w:pStyle w:val="Heading2"/>
+      </w:pPr>
       <w:r>
         <w:t>Key Learning Objectives</w:t>
       </w:r>
     </w:p>
     <w:p>
+      <w:pPr>
+        <w:pStyle w:val="Heading3"/>
+      </w:pPr>
       <w:r>
         <w:t>1. Functional Anatomy of the Heart</w:t>
       </w:r>
     </w:p>
     <w:p>
       <w:r>
-        <w:t>Identify the four chambers of the heart and the major vessels connected to them.  Trace the path of blood through the pulmonary and systemic circuits.  Understand the role of heart valves in preventing backflow and producing heart sounds ("lub-dup").  Explain the electrical conduction system of the heart (SA node, AV node, Purkinje fibers) that coordinates the heartbeat.   2. Blood Vessels and Blood Pressure</w:t>
+        <w:t xml:space="preserve">• </w:t>
+      </w:r>
+      <w:r>
+        <w:t>Identify the four chambers of the heart and the major vessels connected to them.</w:t>
       </w:r>
     </w:p>
     <w:p>
       <w:r>
-        <w:t>Distinguish between arteries, veins, and capillaries structurally and functionally.  Define systolic and diastolic blood pressure.  Explain the role of the mean arterial pressure in driving blood to tissues.  Discuss how physical activity or postural changes impact heart rate and blood pressure.   3. The Respiratory System</w:t>
+        <w:t xml:space="preserve">• </w:t>
+      </w:r>
+      <w:r>
+        <w:t>Trace the path of blood through the pulmonary and systemic circuits.</w:t>
       </w:r>
     </w:p>
     <w:p>
       <w:r>
-        <w:t>Trace the pathway of air from the nasal cavity down to the alveoli.  Explain the mechanics of ventilation (inspiration and expiration) driven by the diaphragm.  Define common respiratory volumes, specifically tidal volume and vital capacity.   4. Gas Exchange and Transport</w:t>
+        <w:t xml:space="preserve">• </w:t>
+      </w:r>
+      <w:r>
+        <w:t>Understand the role of heart valves in preventing backflow and producing heart sounds ("lub-dup").</w:t>
       </w:r>
     </w:p>
     <w:p>
       <w:r>
-        <w:t>Describe how oxygen and carbon dioxide are exchanged across the alveolar membrane.  Explain the role of red blood cells and hemoglobin in oxygen transport.  Discuss how the brain regulates respiratory rate primarily by monitoring carbon dioxide levels in the blood.   5. Integration of Systems</w:t>
+        <w:t xml:space="preserve">• </w:t>
+      </w:r>
+      <w:r>
+        <w:t>Explain the electrical conduction system of the heart (SA node, AV node, Purkinje fibers) that coordinates the heartbeat.</w:t>
+      </w:r>
+    </w:p>
+    <w:p>
+      <w:pPr>
+        <w:pStyle w:val="Heading3"/>
+      </w:pPr>
+      <w:r>
+        <w:t>2. Blood Vessels and Blood Pressure</w:t>
       </w:r>
     </w:p>
     <w:p>
       <w:r>
-        <w:t>Explain how the cardiovascular and respiratory systems work in concert to meet metabolic demand during exercise.  Interpret basic vital signs (SpO2, heart rate, blood pressure) as indicators of overall cardiopulmonary efficiency.    Study Tips</w:t>
+        <w:t xml:space="preserve">• </w:t>
+      </w:r>
+      <w:r>
+        <w:t>Distinguish between arteries, veins, and capillaries structurally and functionally.</w:t>
+      </w:r>
+    </w:p>
+    <w:p>
+      <w:r>
+        <w:t xml:space="preserve">• </w:t>
+      </w:r>
+      <w:r>
+        <w:t>Define systolic and diastolic blood pressure.</w:t>
+      </w:r>
+    </w:p>
+    <w:p>
+      <w:r>
+        <w:t xml:space="preserve">• </w:t>
+      </w:r>
+      <w:r>
+        <w:t>Explain the role of the mean arterial pressure in driving blood to tissues.</w:t>
+      </w:r>
+    </w:p>
+    <w:p>
+      <w:r>
+        <w:t xml:space="preserve">• </w:t>
+      </w:r>
+      <w:r>
+        <w:t>Discuss how physical activity or postural changes impact heart rate and blood pressure.</w:t>
+      </w:r>
+    </w:p>
+    <w:p>
+      <w:pPr>
+        <w:pStyle w:val="Heading3"/>
+      </w:pPr>
+      <w:r>
+        <w:t>3. The Respiratory System</w:t>
+      </w:r>
+    </w:p>
+    <w:p>
+      <w:r>
+        <w:t xml:space="preserve">• </w:t>
+      </w:r>
+      <w:r>
+        <w:t>Trace the pathway of air from the nasal cavity down to the alveoli.</w:t>
+      </w:r>
+    </w:p>
+    <w:p>
+      <w:r>
+        <w:t xml:space="preserve">• </w:t>
+      </w:r>
+      <w:r>
+        <w:t>Explain the mechanics of ventilation (inspiration and expiration) driven by the diaphragm.</w:t>
+      </w:r>
+    </w:p>
+    <w:p>
+      <w:r>
+        <w:t xml:space="preserve">• </w:t>
+      </w:r>
+      <w:r>
+        <w:t>Define common respiratory volumes, specifically tidal volume and vital capacity.</w:t>
+      </w:r>
+    </w:p>
+    <w:p>
+      <w:pPr>
+        <w:pStyle w:val="Heading3"/>
+      </w:pPr>
+      <w:r>
+        <w:t>4. Gas Exchange and Transport</w:t>
+      </w:r>
+    </w:p>
+    <w:p>
+      <w:r>
+        <w:t xml:space="preserve">• </w:t>
+      </w:r>
+      <w:r>
+        <w:t>Describe how oxygen and carbon dioxide are exchanged across the alveolar membrane.</w:t>
+      </w:r>
+    </w:p>
+    <w:p>
+      <w:r>
+        <w:t xml:space="preserve">• </w:t>
+      </w:r>
+      <w:r>
+        <w:t>Explain the role of red blood cells and hemoglobin in oxygen transport.</w:t>
+      </w:r>
+    </w:p>
+    <w:p>
+      <w:r>
+        <w:t xml:space="preserve">• </w:t>
+      </w:r>
+      <w:r>
+        <w:t>Discuss how the brain regulates respiratory rate primarily by monitoring carbon dioxide levels in the blood.</w:t>
+      </w:r>
+    </w:p>
+    <w:p>
+      <w:pPr>
+        <w:pStyle w:val="Heading3"/>
+      </w:pPr>
+      <w:r>
+        <w:t>5. Integration of Systems</w:t>
+      </w:r>
+    </w:p>
+    <w:p>
+      <w:r>
+        <w:t xml:space="preserve">• </w:t>
+      </w:r>
+      <w:r>
+        <w:t>Explain how the cardiovascular and respiratory systems work in concert to meet metabolic demand during exercise.</w:t>
+      </w:r>
+    </w:p>
+    <w:p>
+      <w:r>
+        <w:t xml:space="preserve">• </w:t>
+      </w:r>
+      <w:r>
+        <w:t>Interpret basic vital signs (SpO2, heart rate, blood pressure) as indicators of overall cardiopulmonary efficiency.</w:t>
+      </w:r>
+    </w:p>
+    <w:p>
+      <w:pPr>
+        <w:pStyle w:val="Heading2"/>
+      </w:pPr>
+      <w:r>
+        <w:t>Study Tips</w:t>
+      </w:r>
+    </w:p>
+    <w:p>
+      <w:r>
+        <w:t xml:space="preserve">1. </w:t>
+      </w:r>
+      <w:r>
+        <w:rPr>
+          <w:b/>
+        </w:rPr>
+        <w:t>Draw the Blood Flow:</w:t>
+      </w:r>
+      <w:r>
+        <w:t xml:space="preserve"> Make a simple diagram tracing a red blood cell from the right atrium, through the lungs, to the body, and back.</w:t>
+      </w:r>
+    </w:p>
+    <w:p>
+      <w:r>
+        <w:t xml:space="preserve">2. </w:t>
+      </w:r>
+      <w:r>
+        <w:rPr>
+          <w:b/>
+        </w:rPr>
+        <w:t>Compare Vessels:</w:t>
+      </w:r>
+      <w:r>
+        <w:t xml:space="preserve"> Build a table comparing arteries and veins in terms of wall thickness, pressure, and valves.</w:t>
+      </w:r>
+    </w:p>
+    <w:p>
+      <w:r>
+        <w:t xml:space="preserve">3. </w:t>
+      </w:r>
+      <w:r>
+        <w:rPr>
+          <w:b/>
+        </w:rPr>
+        <w:t>Connect to the Lab:</w:t>
+      </w:r>
+      <w:r>
+        <w:t xml:space="preserve"> Reflect on how you measured your own vital capacity and blood pressure in the lab, and relate the tools to the physiological variables.</w:t>
+      </w:r>
+    </w:p>
+    <w:p>
+      <w:r>
+        <w:t xml:space="preserve">4. </w:t>
+      </w:r>
+      <w:r>
+        <w:rPr>
+          <w:b/>
+        </w:rPr>
+        <w:t>Think About Control:</w:t>
+      </w:r>
+      <w:r>
+        <w:t xml:space="preserve"> Remember that breathing rate isn't primarily driven by a lack of oxygen, but by the necessity to clear carbon dioxide (lowering blood pH).</w:t>
+      </w:r>
+    </w:p>
+    <w:p>
+      <w:r>
+        <w:t xml:space="preserve">5. </w:t>
+      </w:r>
+      <w:r>
+        <w:rPr>
+          <w:b/>
+        </w:rPr>
+        <w:t>Listen to Your Heart:</w:t>
+      </w:r>
+      <w:r>
+        <w:t xml:space="preserve"> Review the clinical significance of "lub-dup." "Lub" (S1) is the closing of AV valves, while "dup" (S2) is the closing of semilunar valves.</w:t>
+      </w:r>
+    </w:p>
+    <w:p>
+      <w:r>
+        <w:t xml:space="preserve">6. </w:t>
+      </w:r>
+      <w:r>
+        <w:rPr>
+          <w:b/>
+        </w:rPr>
+        <w:t>Understand Blood Pressure Numbers:</w:t>
+      </w:r>
+      <w:r>
+        <w:t xml:space="preserve"> Keep in mind that </w:t>
+      </w:r>
+      <w:r>
+        <w:rPr>
+          <w:i/>
+        </w:rPr>
+        <w:t>systolic</w:t>
+      </w:r>
+      <w:r>
+        <w:t xml:space="preserve"> (the top number, ~120) is the pressure during active ventricular contraction, and </w:t>
+      </w:r>
+      <w:r>
+        <w:rPr>
+          <w:i/>
+        </w:rPr>
+        <w:t>diastolic</w:t>
+      </w:r>
+      <w:r>
+        <w:t xml:space="preserve"> (the bottom number, ~80) is the residual pressure when the heart is relaxed.</w:t>
       </w:r>
     </w:p>
     <w:sectPr>
